--- a/backend/apps/documents/docx_templates/2-案件材料/4-通用材料/3-送达地址确认书/广州对方当事人送达地址及相关信息确认书.docx
+++ b/backend/apps/documents/docx_templates/2-案件材料/4-通用材料/3-送达地址确认书/广州对方当事人送达地址及相关信息确认书.docx
@@ -121,6 +121,9 @@
                 <w:kern w:val="0"/>
               </w:rPr>
             </w:pPr>
+            <w:r>
+              <w:t>{{case_number}}</w:t>
+            </w:r>
           </w:p>
         </w:tc>
         <w:tc>
@@ -161,6 +164,9 @@
                 <w:kern w:val="0"/>
               </w:rPr>
             </w:pPr>
+            <w:r>
+              <w:t>{{case_cause}}</w:t>
+            </w:r>
           </w:p>
         </w:tc>
       </w:tr>
